--- a/briefings-source/Strategic_Intelligence_Briefing_04.docx
+++ b/briefings-source/Strategic_Intelligence_Briefing_04.docx
@@ -298,7 +298,7 @@
         <w:rPr>
           <w:rFonts w:ascii="Aptos" w:hAnsi="Aptos"/>
         </w:rPr>
-        <w:t>The AI agent can be known while the decision path remains controlled only in appearance. An inventory may show which agent exists. A risk rating may describe the system. A dashboard may report usage. None of those records, by themselves, prove whether the AI shaped decision was authorized, whether the authority holder saw the relevant influence, whether escalation was required, or whether the action was allowed to proceed under the institution's control model.</w:t>
+        <w:t>The AI agent can be known while the decision path remains controlled only in appearance. An inventory may show which agent exists, a risk rating may describe the system, and a dashboard may report usage. None of those records, by themselves, prove whether the AI shaped decision was authorized, whether the authority holder saw the relevant influence, whether escalation was required, or whether the action was allowed to proceed under the institution's control model.</w:t>
       </w:r>
     </w:p>
     <w:p>
@@ -309,7 +309,7 @@
         <w:rPr>
           <w:rFonts w:ascii="Aptos" w:hAnsi="Aptos"/>
         </w:rPr>
-        <w:t>The governed object must be the decision because consequence attaches to the decision. Customers are approved or denied. Claims are paid, challenged, or escalated. Transactions are released, blocked, or investigated. Candidates are advanced or rejected. Legal positions are accepted or revised. Credit exceptions are granted or refused. The agent may influence the path, but the institution owns the decision and the consequence created by that decision.</w:t>
+        <w:t>The governed object must be the decision because consequence attaches to the decision. Customers are approved or denied, claims are paid or challenged, and transactions are released or blocked. Candidates advance or are rejected. Legal positions are accepted or revised, and credit exceptions are granted or refused. The agent may influence the path, but the institution owns the decision and the consequence created by that decision.</w:t>
       </w:r>
     </w:p>
     <w:p>

--- a/briefings-source/Strategic_Intelligence_Briefing_04.docx
+++ b/briefings-source/Strategic_Intelligence_Briefing_04.docx
@@ -309,7 +309,7 @@
         <w:rPr>
           <w:rFonts w:ascii="Aptos" w:hAnsi="Aptos"/>
         </w:rPr>
-        <w:t>The governed object must be the decision because consequence attaches to the decision. Customers are approved or denied, claims are paid or challenged, and transactions are released or blocked. Candidates advance or are rejected. Legal positions are accepted or revised, and credit exceptions are granted or refused. The agent may influence the path, but the institution owns the decision and the consequence created by that decision.</w:t>
+        <w:t>The governed object must be the decision because consequence attaches to it. When AI shapes whether a customer is approved, a claim is settled, or a transaction is cleared, the institution owns that outcome. The agent influences the path but does not own the consequence.</w:t>
       </w:r>
     </w:p>
     <w:p>
@@ -441,21 +441,19 @@
         <w:rPr>
           <w:rFonts w:ascii="Aptos" w:hAnsi="Aptos"/>
         </w:rPr>
-        <w:t xml:space="preserve">Public governance language already points toward this direction, even if the market has not named the category cleanly. The OECD AI Principles link accountability to roles, context, and traceability across datasets, processes, and decisions made during the AI system lifecycle. The EU AI Act requires record keeping for </w:t>
+        <w:t>Public governance language already points toward this direction. The OECD AI Principles and the EU AI Act both emphasize accountability, traceability, and human oversight. Decision Governance goes further by making the decision path the control object before enterprise action moves forward.</w:t>
       </w:r>
       <w:proofErr w:type="gramStart"/>
       <w:r>
         <w:rPr>
           <w:rFonts w:ascii="Aptos" w:hAnsi="Aptos"/>
         </w:rPr>
-        <w:t>high risk</w:t>
       </w:r>
       <w:proofErr w:type="gramEnd"/>
       <w:r>
         <w:rPr>
           <w:rFonts w:ascii="Aptos" w:hAnsi="Aptos"/>
         </w:rPr>
-        <w:t xml:space="preserve"> AI systems and treats human oversight as a risk reduction mechanism. Those signals push enterprise AI governance toward evidence, oversight, and lifecycle accountability. Decision Governance goes further by making the decision path the control object before enterprise action moves forward.</w:t>
       </w:r>
       <w:r>
         <w:rPr>
@@ -485,7 +483,7 @@
         <w:rPr>
           <w:rFonts w:ascii="Aptos" w:hAnsi="Aptos"/>
         </w:rPr>
-        <w:t>The same logic applies across insurance, healthcare operations, legal review, capital markets, human resources, public sector programs, and enterprise operations. The decision is where business consequence, legal exposure, customer impact, operational accountability, and institutional authority converge. The AI agent remains relevant, but it is not sufficient as the anchor object because the agent does not contain the full decision context.</w:t>
+        <w:t>The same logic applies across any regulated or consequential workflow. The decision is where consequence, authority, and accountability converge. The AI agent remains relevant, but it is not sufficient as the anchor object because the agent does not contain the full decision context.</w:t>
       </w:r>
     </w:p>
     <w:p>
@@ -496,7 +494,7 @@
         <w:rPr>
           <w:rFonts w:ascii="Aptos" w:hAnsi="Aptos"/>
         </w:rPr>
-        <w:t xml:space="preserve">Decision Governance should force a cleaner operating model. The enterprise should still maintain agent registries, model inventories, policy records, use case reviews, and monitoring dashboards. Those artifacts create visibility around the AI system. The decision object creates control over the institutional outcome. It connects who or what influenced the decision, which authority condition applied, which escalation route was required, which override was allowed, and which </w:t>
+        <w:t xml:space="preserve">Decision Governance should force a cleaner operating model. The enterprise should still maintain its existing governance artifacts. Those create visibility around the AI system. The decision object creates control over the institutional outcome. It connects AI influence, authority conditions, escalation requirements, and the </w:t>
       </w:r>
       <w:proofErr w:type="gramStart"/>
       <w:r>
@@ -510,7 +508,7 @@
         <w:rPr>
           <w:rFonts w:ascii="Aptos" w:hAnsi="Aptos"/>
         </w:rPr>
-        <w:t xml:space="preserve"> proves the decision was authorized before action.</w:t>
+        <w:t xml:space="preserve"> that proves the decision was authorized before action.</w:t>
       </w:r>
     </w:p>
     <w:p>
